--- a/3rd year/CourseWork/РЕАЛИЗАЦИЯ.docx
+++ b/3rd year/CourseWork/РЕАЛИЗАЦИЯ.docx
@@ -47,7 +47,7 @@
         </w:numPr>
       </w:pPr>
       <w:r>
-        <w:t>Административная панель</w:t>
+        <w:t>Настройка маршрутизации и представлений страниц</w:t>
       </w:r>
     </w:p>
     <w:p>
@@ -58,6 +58,58 @@
           <w:numId w:val="1"/>
         </w:numPr>
       </w:pPr>
+      <w:r>
+        <w:t>Административная панель</w:t>
+      </w:r>
+    </w:p>
+    <w:p>
+      <w:pPr>
+        <w:pStyle w:val="a7"/>
+        <w:numPr>
+          <w:ilvl w:val="0"/>
+          <w:numId w:val="1"/>
+        </w:numPr>
+      </w:pPr>
+      <w:r>
+        <w:rPr>
+          <w:b/>
+          <w:bCs/>
+        </w:rPr>
+        <w:t>Реализация о</w:t>
+      </w:r>
+      <w:r>
+        <w:rPr>
+          <w:b/>
+          <w:bCs/>
+        </w:rPr>
+        <w:t>тправк</w:t>
+      </w:r>
+      <w:r>
+        <w:rPr>
+          <w:b/>
+          <w:bCs/>
+        </w:rPr>
+        <w:t>и</w:t>
+      </w:r>
+      <w:r>
+        <w:rPr>
+          <w:b/>
+          <w:bCs/>
+        </w:rPr>
+        <w:t xml:space="preserve"> уведомлений</w:t>
+      </w:r>
+    </w:p>
+    <w:p>
+      <w:pPr>
+        <w:pStyle w:val="a7"/>
+        <w:numPr>
+          <w:ilvl w:val="0"/>
+          <w:numId w:val="1"/>
+        </w:numPr>
+      </w:pPr>
+      <w:r>
+        <w:t>Реализация интерфейса</w:t>
+      </w:r>
     </w:p>
     <w:p>
       <w:r>
@@ -195,7 +247,7 @@
     <w:p>
       <w:r>
         <w:pict w14:anchorId="32959F71">
-          <v:rect id="_x0000_i1055" style="width:0;height:1.5pt" o:hralign="center" o:hrstd="t" o:hr="t" fillcolor="#a0a0a0" stroked="f"/>
+          <v:rect id="_x0000_i1025" style="width:0;height:1.5pt" o:hralign="center" o:hrstd="t" o:hr="t" fillcolor="#a0a0a0" stroked="f"/>
         </w:pict>
       </w:r>
     </w:p>
@@ -295,7 +347,7 @@
     <w:p>
       <w:r>
         <w:pict w14:anchorId="3112829A">
-          <v:rect id="_x0000_i1056" style="width:0;height:1.5pt" o:hralign="center" o:hrstd="t" o:hr="t" fillcolor="#a0a0a0" stroked="f"/>
+          <v:rect id="_x0000_i1026" style="width:0;height:1.5pt" o:hralign="center" o:hrstd="t" o:hr="t" fillcolor="#a0a0a0" stroked="f"/>
         </w:pict>
       </w:r>
     </w:p>
@@ -366,7 +418,7 @@
     <w:p>
       <w:r>
         <w:pict w14:anchorId="2E290B8A">
-          <v:rect id="_x0000_i1057" style="width:0;height:1.5pt" o:hralign="center" o:hrstd="t" o:hr="t" fillcolor="#a0a0a0" stroked="f"/>
+          <v:rect id="_x0000_i1027" style="width:0;height:1.5pt" o:hralign="center" o:hrstd="t" o:hr="t" fillcolor="#a0a0a0" stroked="f"/>
         </w:pict>
       </w:r>
     </w:p>
@@ -464,7 +516,7 @@
     <w:p>
       <w:r>
         <w:pict w14:anchorId="77AC6C72">
-          <v:rect id="_x0000_i1058" style="width:0;height:1.5pt" o:hralign="center" o:hrstd="t" o:hr="t" fillcolor="#a0a0a0" stroked="f"/>
+          <v:rect id="_x0000_i1028" style="width:0;height:1.5pt" o:hralign="center" o:hrstd="t" o:hr="t" fillcolor="#a0a0a0" stroked="f"/>
         </w:pict>
       </w:r>
     </w:p>
@@ -491,6 +543,7 @@
         </w:numPr>
       </w:pPr>
       <w:r>
+        <w:lastRenderedPageBreak/>
         <w:t>Настройка admin.py для удобной работы с отелями, номерами и бронированиями</w:t>
       </w:r>
     </w:p>
@@ -502,7 +555,6 @@
         </w:numPr>
       </w:pPr>
       <w:r>
-        <w:lastRenderedPageBreak/>
         <w:t>Конфигурация отображения таблиц, фильтров и полей поиска</w:t>
       </w:r>
     </w:p>
@@ -520,7 +572,7 @@
     <w:p>
       <w:r>
         <w:pict w14:anchorId="2CC93DE9">
-          <v:rect id="_x0000_i1059" style="width:0;height:1.5pt" o:hralign="center" o:hrstd="t" o:hr="t" fillcolor="#a0a0a0" stroked="f"/>
+          <v:rect id="_x0000_i1029" style="width:0;height:1.5pt" o:hralign="center" o:hrstd="t" o:hr="t" fillcolor="#a0a0a0" stroked="f"/>
         </w:pict>
       </w:r>
     </w:p>
